--- a/apps/web-fortius-consulting/public/articulos/política/2026_09_15-17. EVENTOS & OPORTUNIDADES. Geopolitical Summit 2026.docx
+++ b/apps/web-fortius-consulting/public/articulos/política/2026_09_15-17. EVENTOS & OPORTUNIDADES. Geopolitical Summit 2026.docx
@@ -300,7 +300,7 @@
               <w:rPr>
                 <w:rtl w:val="0"/>
               </w:rPr>
-              <w:t xml:space="preserve">American Conservative Union</w:t>
+              <w:t xml:space="preserve">Danube Institute</w:t>
             </w:r>
           </w:p>
         </w:tc>
